--- a/SGC_CALFERQUIM/03_Procedimientos/3.05_Balance_Materias_Primas/POE/POE_3.05_Balance_Materias_Primas_V1.docx
+++ b/SGC_CALFERQUIM/03_Procedimientos/3.05_Balance_Materias_Primas/POE/POE_3.05_Balance_Materias_Primas_V1.docx
@@ -2,102 +2,123 @@
 <file path=word/document.xml><?xml version="1.0" encoding="utf-8"?>
 <w:document xmlns:w="http://schemas.openxmlformats.org/wordprocessingml/2006/main" xmlns:m="http://schemas.openxmlformats.org/officeDocument/2006/math" xmlns:r="http://schemas.openxmlformats.org/officeDocument/2006/relationships" xmlns:o="urn:schemas-microsoft-com:office:office" xmlns:v="urn:schemas-microsoft-com:vml" xmlns:w10="urn:schemas-microsoft-com:office:word" xmlns:a="http://schemas.openxmlformats.org/drawingml/2006/main" xmlns:pic="http://schemas.openxmlformats.org/drawingml/2006/picture" xmlns:wp="http://schemas.openxmlformats.org/drawingml/2006/wordprocessingDrawing">
   <w:body>
-    <w:bookmarkStart w:id="27" w:name="Xc1ef6ec921fd7fd3e9be63b6012191aca496e7f"/>
+    <w:bookmarkStart w:id="24" w:name="X9ba9a95ad884d765cec6b207867ccf595ed307d"/>
     <w:p>
       <w:pPr>
         <w:pStyle w:val="Heading1"/>
       </w:pPr>
       <w:r>
-        <w:t xml:space="preserve">PROCEDIMIENTO OPERATIVO ESTANDARIZADO: BALANCE DE MATERIAS PRIMAS</w:t>
-      </w:r>
-    </w:p>
-    <w:p>
-      <w:pPr>
-        <w:pStyle w:val="FirstParagraph"/>
-      </w:pPr>
-      <w:r>
-        <w:t xml:space="preserve">CÓDIGO | VERSIÓN | VIGENCIA | PRÓXIMA REVISIÓN |</w:t>
-      </w:r>
-      <w:r>
-        <w:br/>
-      </w:r>
-      <w:r>
-        <w:br/>
-      </w:r>
-      <w:r>
-        <w:br/>
-      </w:r>
-      <w:r>
-        <w:br/>
-      </w:r>
-      <w:r>
-        <w:br/>
-      </w:r>
-      <w:r>
-        <w:br/>
-      </w:r>
-      <w:r>
-        <w:rPr>
-          <w:b/>
-          <w:bCs/>
-        </w:rPr>
-        <w:t xml:space="preserve">CGC-POE-3.05</w:t>
-      </w:r>
-      <w:r>
-        <w:t xml:space="preserve"> </w:t>
-      </w:r>
-      <w:r>
-        <w:t xml:space="preserve">|</w:t>
-      </w:r>
-      <w:r>
-        <w:t xml:space="preserve"> </w:t>
-      </w:r>
-      <w:r>
-        <w:rPr>
-          <w:b/>
-          <w:bCs/>
-        </w:rPr>
-        <w:t xml:space="preserve">01</w:t>
-      </w:r>
-      <w:r>
-        <w:t xml:space="preserve"> </w:t>
-      </w:r>
-      <w:r>
-        <w:t xml:space="preserve">|</w:t>
-      </w:r>
-      <w:r>
-        <w:t xml:space="preserve"> </w:t>
-      </w:r>
-      <w:r>
-        <w:rPr>
-          <w:b/>
-          <w:bCs/>
-        </w:rPr>
-        <w:t xml:space="preserve">2026-02-17</w:t>
-      </w:r>
-      <w:r>
-        <w:t xml:space="preserve"> </w:t>
-      </w:r>
-      <w:r>
-        <w:t xml:space="preserve">|</w:t>
-      </w:r>
-      <w:r>
-        <w:t xml:space="preserve"> </w:t>
-      </w:r>
-      <w:r>
-        <w:rPr>
-          <w:b/>
-          <w:bCs/>
-        </w:rPr>
-        <w:t xml:space="preserve">12 meses o ante cambio regulatorio</w:t>
-      </w:r>
-      <w:r>
-        <w:t xml:space="preserve"> </w:t>
-      </w:r>
-      <w:r>
-        <w:t xml:space="preserve">|</w:t>
-      </w:r>
-    </w:p>
+        <w:t xml:space="preserve">PROCEDIMIENTO OPERATIVO ESTANDARIZADO: VERIFICACION DE FORMULACION Y GRADO DEL PRODUCTO</w:t>
+      </w:r>
+    </w:p>
+    <w:tbl>
+      <w:tblPr>
+        <w:tblStyle w:val="Table"/>
+        <w:tblW w:type="auto" w:w="0"/>
+        <w:tblLook w:firstRow="1" w:lastRow="0" w:firstColumn="0" w:lastColumn="0" w:noHBand="0" w:noVBand="0" w:val="0020"/>
+      </w:tblPr>
+      <w:tblGrid>
+        <w:gridCol w:w="1980"/>
+        <w:gridCol w:w="1980"/>
+        <w:gridCol w:w="1980"/>
+        <w:gridCol w:w="1980"/>
+      </w:tblGrid>
+      <w:tr>
+        <w:trPr>
+          <w:tblHeader w:val="on"/>
+        </w:trPr>
+        <w:tc>
+          <w:tcPr/>
+          <w:p>
+            <w:pPr>
+              <w:pStyle w:val="Compact"/>
+            </w:pPr>
+            <w:r>
+              <w:t xml:space="preserve">CODIGO</w:t>
+            </w:r>
+          </w:p>
+        </w:tc>
+        <w:tc>
+          <w:tcPr/>
+          <w:p>
+            <w:pPr>
+              <w:pStyle w:val="Compact"/>
+            </w:pPr>
+            <w:r>
+              <w:t xml:space="preserve">VERSION</w:t>
+            </w:r>
+          </w:p>
+        </w:tc>
+        <w:tc>
+          <w:tcPr/>
+          <w:p>
+            <w:pPr>
+              <w:pStyle w:val="Compact"/>
+            </w:pPr>
+            <w:r>
+              <w:t xml:space="preserve">VIGENCIA</w:t>
+            </w:r>
+          </w:p>
+        </w:tc>
+        <w:tc>
+          <w:tcPr/>
+          <w:p>
+            <w:pPr>
+              <w:pStyle w:val="Compact"/>
+            </w:pPr>
+            <w:r>
+              <w:t xml:space="preserve">PROXIMA REVISION</w:t>
+            </w:r>
+          </w:p>
+        </w:tc>
+      </w:tr>
+      <w:tr>
+        <w:tc>
+          <w:tcPr/>
+          <w:p>
+            <w:pPr>
+              <w:pStyle w:val="Compact"/>
+            </w:pPr>
+            <w:r>
+              <w:t xml:space="preserve">CGC-POE-3.05</w:t>
+            </w:r>
+          </w:p>
+        </w:tc>
+        <w:tc>
+          <w:tcPr/>
+          <w:p>
+            <w:pPr>
+              <w:pStyle w:val="Compact"/>
+            </w:pPr>
+            <w:r>
+              <w:t xml:space="preserve">01</w:t>
+            </w:r>
+          </w:p>
+        </w:tc>
+        <w:tc>
+          <w:tcPr/>
+          <w:p>
+            <w:pPr>
+              <w:pStyle w:val="Compact"/>
+            </w:pPr>
+            <w:r>
+              <w:t xml:space="preserve">2026-02-17</w:t>
+            </w:r>
+          </w:p>
+        </w:tc>
+        <w:tc>
+          <w:tcPr/>
+          <w:p>
+            <w:pPr>
+              <w:pStyle w:val="Compact"/>
+            </w:pPr>
+            <w:r>
+              <w:t xml:space="preserve">12 meses o ante cambio regulatorio</w:t>
+            </w:r>
+          </w:p>
+        </w:tc>
+      </w:tr>
+    </w:tbl>
     <w:p>
       <w:r>
         <w:pict>
@@ -119,7 +140,7 @@
         <w:pStyle w:val="FirstParagraph"/>
       </w:pPr>
       <w:r>
-        <w:t xml:space="preserve">Establecer la metodología estandarizada para verificar el balance de masas por lote, asegurando la conciliación cuantitativa entre las materias primas dispensadas y el producto obtenido (incluyendo mermas y residuos), garantizando así la detección de pérdidas, desviaciones de proceso o posibles desvíos de material.</w:t>
+        <w:t xml:space="preserve">Verificar que las cantidades de materias primas indicadas en la Orden de Produccion, combinadas con la composicion conocida de cada materia prima, producen el grado declarado del producto en el Registro ICA.</w:t>
       </w:r>
     </w:p>
     <w:bookmarkEnd w:id="9"/>
@@ -137,36 +158,7 @@
         <w:pStyle w:val="FirstParagraph"/>
       </w:pPr>
       <w:r>
-        <w:t xml:space="preserve">Este procedimiento es de aplicación</w:t>
-      </w:r>
-      <w:r>
-        <w:t xml:space="preserve"> </w:t>
-      </w:r>
-      <w:r>
-        <w:rPr>
-          <w:b/>
-          <w:bCs/>
-        </w:rPr>
-        <w:t xml:space="preserve">obligatoria</w:t>
-      </w:r>
-      <w:r>
-        <w:t xml:space="preserve"> </w:t>
-      </w:r>
-      <w:r>
-        <w:t xml:space="preserve">para el 100% de los lotes de fertilizantes y acondicionadores de suelo fabricados en</w:t>
-      </w:r>
-      <w:r>
-        <w:t xml:space="preserve"> </w:t>
-      </w:r>
-      <w:r>
-        <w:rPr>
-          <w:b/>
-          <w:bCs/>
-        </w:rPr>
-        <w:t xml:space="preserve">CALFERQUIM S.A.S.</w:t>
-      </w:r>
-      <w:r>
-        <w:t xml:space="preserve">, y es requisito indispensable para la liberación del lote.</w:t>
+        <w:t xml:space="preserve">Aplica a todos los lotes de fertilizantes y acondicionadores de suelo fabricados en CALFERQUIM S.A.S. Es requisito previo a la liberacion del lote.</w:t>
       </w:r>
     </w:p>
     <w:bookmarkEnd w:id="10"/>
@@ -188,17 +180,7 @@
         </w:numPr>
       </w:pPr>
       <w:r>
-        <w:rPr>
-          <w:b/>
-          <w:bCs/>
-        </w:rPr>
-        <w:t xml:space="preserve">Entrada Total (kg):</w:t>
-      </w:r>
-      <w:r>
-        <w:t xml:space="preserve"> </w:t>
-      </w:r>
-      <w:r>
-        <w:t xml:space="preserve">Sumatoria de todas las materias primas cargadas a la orden de producción.</w:t>
+        <w:t xml:space="preserve">Orden de Produccion: Documento que especifica las materias primas y sus cantidades para fabricar una tonelada (o el lote definido) de un producto.</w:t>
       </w:r>
     </w:p>
     <w:p>
@@ -210,17 +192,7 @@
         </w:numPr>
       </w:pPr>
       <w:r>
-        <w:rPr>
-          <w:b/>
-          <w:bCs/>
-        </w:rPr>
-        <w:t xml:space="preserve">Salida Total (kg):</w:t>
-      </w:r>
-      <w:r>
-        <w:t xml:space="preserve"> </w:t>
-      </w:r>
-      <w:r>
-        <w:t xml:space="preserve">Sumatoria de Producto Terminado Conforme + Producto No Conforme + Mermas de Proceso + Residuos (Barreduras) + Muestras de Retención/Calidad.</w:t>
+        <w:t xml:space="preserve">Grado del producto: Concentracion de cada nutriente declarada en el Registro ICA del producto (ej. 10-20-20 expresado en % de N, P2O5, K2O).</w:t>
       </w:r>
     </w:p>
     <w:p>
@@ -232,17 +204,7 @@
         </w:numPr>
       </w:pPr>
       <w:r>
-        <w:rPr>
-          <w:b/>
-          <w:bCs/>
-        </w:rPr>
-        <w:t xml:space="preserve">Diferencia de Masa (kg):</w:t>
-      </w:r>
-      <w:r>
-        <w:t xml:space="preserve"> </w:t>
-      </w:r>
-      <w:r>
-        <w:t xml:space="preserve">Entrada Total - Salida Total.</w:t>
+        <w:t xml:space="preserve">Concentracion MP: Contenido del nutriente en la materia prima, expresado en porcentaje (%).</w:t>
       </w:r>
     </w:p>
     <w:p>
@@ -254,39 +216,7 @@
         </w:numPr>
       </w:pPr>
       <w:r>
-        <w:rPr>
-          <w:b/>
-          <w:bCs/>
-        </w:rPr>
-        <w:t xml:space="preserve">Rendimiento (%):</w:t>
-      </w:r>
-      <w:r>
-        <w:t xml:space="preserve"> </w:t>
-      </w:r>
-      <w:r>
-        <w:t xml:space="preserve">(Salida Total / Entrada Total) x 100.</w:t>
-      </w:r>
-    </w:p>
-    <w:p>
-      <w:pPr>
-        <w:pStyle w:val="Compact"/>
-        <w:numPr>
-          <w:ilvl w:val="0"/>
-          <w:numId w:val="1001"/>
-        </w:numPr>
-      </w:pPr>
-      <w:r>
-        <w:rPr>
-          <w:b/>
-          <w:bCs/>
-        </w:rPr>
-        <w:t xml:space="preserve">Desviación (%):</w:t>
-      </w:r>
-      <w:r>
-        <w:t xml:space="preserve"> </w:t>
-      </w:r>
-      <w:r>
-        <w:t xml:space="preserve">((Salida Total - Entrada Total) / Entrada Total) x 100.</w:t>
+        <w:t xml:space="preserve">Aporte por nutriente: Concentracion que aporta cada materia prima al producto final, calculada segun la formula de verificacion.</w:t>
       </w:r>
     </w:p>
     <w:bookmarkEnd w:id="11"/>
@@ -308,26 +238,7 @@
         </w:numPr>
       </w:pPr>
       <w:r>
-        <w:rPr>
-          <w:b/>
-          <w:bCs/>
-        </w:rPr>
-        <w:t xml:space="preserve">Resolución ICA pv0 (Propuesta):</w:t>
-      </w:r>
-      <w:r>
-        <w:t xml:space="preserve"> </w:t>
-      </w:r>
-      <w:r>
-        <w:t xml:space="preserve">Anexo I-B, Pilar 2</w:t>
-      </w:r>
-      <w:r>
-        <w:t xml:space="preserve"> </w:t>
-      </w:r>
-      <w:r>
-        <w:t xml:space="preserve">“Balance de Materias Primas”</w:t>
-      </w:r>
-      <w:r>
-        <w:t xml:space="preserve">.</w:t>
+        <w:t xml:space="preserve">Resolucion ICA pv0 (Propuesta): Anexo I-B, Pilar 2.</w:t>
       </w:r>
     </w:p>
     <w:p>
@@ -339,98 +250,38 @@
         </w:numPr>
       </w:pPr>
       <w:r>
-        <w:rPr>
-          <w:b/>
-          <w:bCs/>
-        </w:rPr>
-        <w:t xml:space="preserve">Manual de Buenas Prácticas de Manufactura (BPM):</w:t>
-      </w:r>
-      <w:r>
-        <w:t xml:space="preserve"> </w:t>
-      </w:r>
-      <w:r>
-        <w:t xml:space="preserve">Control de Producción.</w:t>
+        <w:t xml:space="preserve">Registro ICA del producto (grado declarado).</w:t>
+      </w:r>
+    </w:p>
+    <w:p>
+      <w:pPr>
+        <w:pStyle w:val="Compact"/>
+        <w:numPr>
+          <w:ilvl w:val="0"/>
+          <w:numId w:val="1002"/>
+        </w:numPr>
+      </w:pPr>
+      <w:r>
+        <w:t xml:space="preserve">Fichas tecnicas de las materias primas (composicion garantizada).</w:t>
       </w:r>
     </w:p>
     <w:bookmarkEnd w:id="12"/>
-    <w:bookmarkStart w:id="13" w:name="X7d026e48587bff76c4ba88e8e147799b42f3a9f"/>
+    <w:bookmarkStart w:id="15" w:name="responsabilidades-y-politicas"/>
     <w:p>
       <w:pPr>
         <w:pStyle w:val="Heading2"/>
       </w:pPr>
       <w:r>
-        <w:t xml:space="preserve">4.1. CONSIDERACIONES GMP (BUENAS PRÁCTICAS DE MANUFACTURA)</w:t>
-      </w:r>
-    </w:p>
-    <w:p>
-      <w:pPr>
-        <w:pStyle w:val="FirstParagraph"/>
-      </w:pPr>
-      <w:r>
-        <w:t xml:space="preserve">Para que el balance sea válido, todas las básculas utilizadas</w:t>
-      </w:r>
-      <w:r>
-        <w:t xml:space="preserve"> </w:t>
-      </w:r>
-      <w:r>
-        <w:rPr>
-          <w:b/>
-          <w:bCs/>
-        </w:rPr>
-        <w:t xml:space="preserve">deben</w:t>
-      </w:r>
-      <w:r>
-        <w:t xml:space="preserve"> </w:t>
-      </w:r>
-      <w:r>
-        <w:t xml:space="preserve">estar verificadas con pesas patrón antes de iniciar el lote.</w:t>
-      </w:r>
-      <w:r>
-        <w:t xml:space="preserve"> </w:t>
-      </w:r>
-      <w:r>
-        <w:rPr>
-          <w:b/>
-          <w:bCs/>
-        </w:rPr>
-        <w:t xml:space="preserve">Se prohíbe</w:t>
-      </w:r>
-      <w:r>
-        <w:t xml:space="preserve"> </w:t>
-      </w:r>
-      <w:r>
-        <w:t xml:space="preserve">el</w:t>
-      </w:r>
-      <w:r>
-        <w:t xml:space="preserve"> </w:t>
-      </w:r>
-      <w:r>
-        <w:t xml:space="preserve">“ajuste cosmético”</w:t>
-      </w:r>
-      <w:r>
-        <w:t xml:space="preserve"> </w:t>
-      </w:r>
-      <w:r>
-        <w:t xml:space="preserve">de cifras para forzar el cierre del balance. Cualquier discrepancia real debe ser investigada, ya que puede indicar problemas de formulación, fugas en equipos o errores de dosificación críticos para la calidad del producto.</w:t>
-      </w:r>
-    </w:p>
-    <w:bookmarkEnd w:id="13"/>
-    <w:bookmarkStart w:id="17" w:name="X89142c71e170216e29a3051bfe72221f0d57b2b"/>
-    <w:p>
-      <w:pPr>
-        <w:pStyle w:val="Heading2"/>
-      </w:pPr>
-      <w:r>
-        <w:t xml:space="preserve">5. RESPONSABILIDADES Y POLÍTICAS (Estilo Opus)</w:t>
-      </w:r>
-    </w:p>
-    <w:bookmarkStart w:id="14" w:name="jefe-de-producción"/>
+        <w:t xml:space="preserve">5. RESPONSABILIDADES Y POLITICAS</w:t>
+      </w:r>
+    </w:p>
+    <w:bookmarkStart w:id="13" w:name="jefe-de-produccion"/>
     <w:p>
       <w:pPr>
         <w:pStyle w:val="Heading3"/>
       </w:pPr>
       <w:r>
-        <w:t xml:space="preserve">5.1. Jefe de Producción</w:t>
+        <w:t xml:space="preserve">5.1. Jefe de Produccion</w:t>
       </w:r>
     </w:p>
     <w:p>
@@ -442,17 +293,7 @@
         </w:numPr>
       </w:pPr>
       <w:r>
-        <w:rPr>
-          <w:b/>
-          <w:bCs/>
-        </w:rPr>
-        <w:t xml:space="preserve">Debe</w:t>
-      </w:r>
-      <w:r>
-        <w:t xml:space="preserve"> </w:t>
-      </w:r>
-      <w:r>
-        <w:t xml:space="preserve">garantizar que todo material que entre o salga del proceso sea pesado y registrado en tiempo real.</w:t>
+        <w:t xml:space="preserve">Emite la Orden de Produccion con las cantidades de cada materia prima para el lote.</w:t>
       </w:r>
     </w:p>
     <w:p>
@@ -464,49 +305,17 @@
         </w:numPr>
       </w:pPr>
       <w:r>
-        <w:rPr>
-          <w:b/>
-          <w:bCs/>
-        </w:rPr>
-        <w:t xml:space="preserve">Es responsable</w:t>
-      </w:r>
-      <w:r>
-        <w:t xml:space="preserve"> </w:t>
-      </w:r>
-      <w:r>
-        <w:t xml:space="preserve">de justificar técnicamente cualquier pérdida de proceso (merma) que supere los estándares históricos.</w:t>
-      </w:r>
-    </w:p>
-    <w:p>
-      <w:pPr>
-        <w:pStyle w:val="Compact"/>
-        <w:numPr>
-          <w:ilvl w:val="0"/>
-          <w:numId w:val="1003"/>
-        </w:numPr>
-      </w:pPr>
-      <w:r>
-        <w:rPr>
-          <w:b/>
-          <w:bCs/>
-        </w:rPr>
-        <w:t xml:space="preserve">Debe</w:t>
-      </w:r>
-      <w:r>
-        <w:t xml:space="preserve"> </w:t>
-      </w:r>
-      <w:r>
-        <w:t xml:space="preserve">asegurar la recolección y pesaje de barreduras y residuos para su inclusión en el balance.</w:t>
-      </w:r>
-    </w:p>
-    <w:bookmarkEnd w:id="14"/>
-    <w:bookmarkStart w:id="15" w:name="supervisor-de-producción"/>
+        <w:t xml:space="preserve">Garantiza que las cantidades pesadas en planta correspondan exactamente a las indicadas en la Orden.</w:t>
+      </w:r>
+    </w:p>
+    <w:bookmarkEnd w:id="13"/>
+    <w:bookmarkStart w:id="14" w:name="control-de-calidad"/>
     <w:p>
       <w:pPr>
         <w:pStyle w:val="Heading3"/>
       </w:pPr>
       <w:r>
-        <w:t xml:space="preserve">5.2. Supervisor de Producción</w:t>
+        <w:t xml:space="preserve">5.2. Control de Calidad</w:t>
       </w:r>
     </w:p>
     <w:p>
@@ -518,17 +327,7 @@
         </w:numPr>
       </w:pPr>
       <w:r>
-        <w:rPr>
-          <w:b/>
-          <w:bCs/>
-        </w:rPr>
-        <w:t xml:space="preserve">Debe</w:t>
-      </w:r>
-      <w:r>
-        <w:t xml:space="preserve"> </w:t>
-      </w:r>
-      <w:r>
-        <w:t xml:space="preserve">consolidar los registros de pesaje de materias primas y producto terminado al cierre del lote.</w:t>
+        <w:t xml:space="preserve">Ejecuta el calculo de verificacion del grado usando la formula establecida.</w:t>
       </w:r>
     </w:p>
     <w:p>
@@ -540,27 +339,39 @@
         </w:numPr>
       </w:pPr>
       <w:r>
-        <w:rPr>
-          <w:b/>
-          <w:bCs/>
-        </w:rPr>
-        <w:t xml:space="preserve">Debe</w:t>
-      </w:r>
-      <w:r>
-        <w:t xml:space="preserve"> </w:t>
-      </w:r>
-      <w:r>
-        <w:t xml:space="preserve">firmar el cierre de balance antes de entregarlo a Calidad.</w:t>
-      </w:r>
-    </w:p>
+        <w:t xml:space="preserve">Confirma que el grado calculado coincide con el grado declarado en el Registro ICA antes de autorizar la fabricacion del lote.</w:t>
+      </w:r>
+    </w:p>
+    <w:p>
+      <w:pPr>
+        <w:pStyle w:val="Compact"/>
+        <w:numPr>
+          <w:ilvl w:val="0"/>
+          <w:numId w:val="1004"/>
+        </w:numPr>
+      </w:pPr>
+      <w:r>
+        <w:t xml:space="preserve">Tiene la autoridad para detener la produccion si la verificacion no cuadra con el grado declarado.</w:t>
+      </w:r>
+    </w:p>
+    <w:bookmarkEnd w:id="14"/>
     <w:bookmarkEnd w:id="15"/>
-    <w:bookmarkStart w:id="16" w:name="control-de-calidad"/>
+    <w:bookmarkStart w:id="19" w:name="procedimiento"/>
+    <w:p>
+      <w:pPr>
+        <w:pStyle w:val="Heading2"/>
+      </w:pPr>
+      <w:r>
+        <w:t xml:space="preserve">6. PROCEDIMIENTO</w:t>
+      </w:r>
+    </w:p>
+    <w:bookmarkStart w:id="16" w:name="revision-de-la-orden-de-produccion"/>
     <w:p>
       <w:pPr>
         <w:pStyle w:val="Heading3"/>
       </w:pPr>
       <w:r>
-        <w:t xml:space="preserve">5.3. Control de Calidad</w:t>
+        <w:t xml:space="preserve">6.1. Revision de la Orden de Produccion</w:t>
       </w:r>
     </w:p>
     <w:p>
@@ -572,17 +383,7 @@
         </w:numPr>
       </w:pPr>
       <w:r>
-        <w:rPr>
-          <w:b/>
-          <w:bCs/>
-        </w:rPr>
-        <w:t xml:space="preserve">Debe</w:t>
-      </w:r>
-      <w:r>
-        <w:t xml:space="preserve"> </w:t>
-      </w:r>
-      <w:r>
-        <w:t xml:space="preserve">verificar aritméticamente el cálculo del balance.</w:t>
+        <w:t xml:space="preserve">CALIDAD: Recibir la Orden de Produccion del Jefe de Produccion.</w:t>
       </w:r>
     </w:p>
     <w:p>
@@ -594,154 +395,345 @@
         </w:numPr>
       </w:pPr>
       <w:r>
+        <w:t xml:space="preserve">CALIDAD: Verificar que todas las materias primas listadas tienen ficha tecnica vigente con composicion garantizada.</w:t>
+      </w:r>
+    </w:p>
+    <w:bookmarkEnd w:id="16"/>
+    <w:bookmarkStart w:id="17" w:name="calculo-de-verificacion-del-grado"/>
+    <w:p>
+      <w:pPr>
+        <w:pStyle w:val="Heading3"/>
+      </w:pPr>
+      <w:r>
+        <w:t xml:space="preserve">6.2. Calculo de Verificacion del Grado</w:t>
+      </w:r>
+    </w:p>
+    <w:p>
+      <w:pPr>
+        <w:numPr>
+          <w:ilvl w:val="0"/>
+          <w:numId w:val="1006"/>
+        </w:numPr>
+      </w:pPr>
+      <w:r>
+        <w:t xml:space="preserve">CALIDAD: Para cada nutriente declarado en el producto, aplicar la formula por cada materia prima que lo aporte:</w:t>
+      </w:r>
+    </w:p>
+    <w:p>
+      <w:pPr>
+        <w:numPr>
+          <w:ilvl w:val="0"/>
+          <w:numId w:val="1000"/>
+        </w:numPr>
+      </w:pPr>
+      <w:r>
         <w:rPr>
           <w:b/>
           <w:bCs/>
         </w:rPr>
-        <w:t xml:space="preserve">Tiene la autoridad</w:t>
-      </w:r>
-      <w:r>
-        <w:t xml:space="preserve"> </w:t>
-      </w:r>
-      <w:r>
-        <w:t xml:space="preserve">para rechazar un lote si el balance de materias primas no cierra dentro de las tolerancias establecidas, impidiendo su liberación hasta que se esclarezca la causa.</w:t>
-      </w:r>
-    </w:p>
-    <w:bookmarkEnd w:id="16"/>
-    <w:bookmarkEnd w:id="17"/>
-    <w:bookmarkStart w:id="22" w:name="procedimiento-estilo-glm-4.7"/>
-    <w:p>
-      <w:pPr>
-        <w:pStyle w:val="Heading2"/>
-      </w:pPr>
-      <w:r>
-        <w:t xml:space="preserve">6. PROCEDIMIENTO (Estilo GLM-4.7)</w:t>
-      </w:r>
-    </w:p>
-    <w:bookmarkStart w:id="18" w:name="recopilación-de-datos-de-entrada"/>
-    <w:p>
-      <w:pPr>
-        <w:pStyle w:val="Heading3"/>
-      </w:pPr>
-      <w:r>
-        <w:t xml:space="preserve">6.1. Recopilación de Datos de Entrada</w:t>
-      </w:r>
-    </w:p>
-    <w:p>
-      <w:pPr>
-        <w:pStyle w:val="Compact"/>
+        <w:t xml:space="preserve">Formula:</w:t>
+      </w:r>
+    </w:p>
+    <w:p>
+      <w:pPr>
+        <w:pStyle w:val="SourceCode"/>
+        <w:numPr>
+          <w:ilvl w:val="0"/>
+          <w:numId w:val="1000"/>
+        </w:numPr>
+      </w:pPr>
+      <w:r>
+        <w:rPr>
+          <w:rStyle w:val="VerbatimChar"/>
+        </w:rPr>
+        <w:t xml:space="preserve">Aporte nutriente (%) = (Concentracion MP (%) × Cantidad MP (kg)) / 1000</w:t>
+      </w:r>
+    </w:p>
+    <w:p>
+      <w:pPr>
+        <w:numPr>
+          <w:ilvl w:val="0"/>
+          <w:numId w:val="1000"/>
+        </w:numPr>
+      </w:pPr>
+      <w:r>
+        <w:rPr>
+          <w:i/>
+          <w:iCs/>
+        </w:rPr>
+        <w:t xml:space="preserve">(Si el lote es de 1 tonelada = 1000 kg. Ajustar denominador al tamano del lote en kg.)</w:t>
+      </w:r>
+    </w:p>
+    <w:p>
+      <w:pPr>
         <w:numPr>
           <w:ilvl w:val="0"/>
           <w:numId w:val="1006"/>
         </w:numPr>
       </w:pPr>
       <w:r>
-        <w:rPr>
-          <w:b/>
-          <w:bCs/>
-        </w:rPr>
-        <w:t xml:space="preserve">PRODUCCIÓN:</w:t>
-      </w:r>
-      <w:r>
-        <w:t xml:space="preserve"> </w:t>
-      </w:r>
-      <w:r>
-        <w:rPr>
-          <w:b/>
-          <w:bCs/>
-        </w:rPr>
-        <w:t xml:space="preserve">Sumar</w:t>
-      </w:r>
-      <w:r>
-        <w:t xml:space="preserve"> </w:t>
-      </w:r>
-      <w:r>
-        <w:t xml:space="preserve">los pesos netos de todas las materias primas dispensadas para el lote (según Orden de Producción y vales de almacén).</w:t>
-      </w:r>
-    </w:p>
-    <w:p>
-      <w:pPr>
-        <w:pStyle w:val="Compact"/>
+        <w:t xml:space="preserve">CALIDAD: Sumar los aportes de todas las materias primas para cada nutriente:</w:t>
+      </w:r>
+    </w:p>
+    <w:p>
+      <w:pPr>
+        <w:pStyle w:val="SourceCode"/>
         <w:numPr>
-          <w:ilvl w:val="1"/>
-          <w:numId w:val="1007"/>
+          <w:ilvl w:val="0"/>
+          <w:numId w:val="1000"/>
         </w:numPr>
       </w:pPr>
-      <w:r>
-        <w:rPr>
-          <w:i/>
-          <w:iCs/>
-        </w:rPr>
-        <w:t xml:space="preserve">Registro:</w:t>
-      </w:r>
-      <w:r>
-        <w:t xml:space="preserve"> </w:t>
-      </w:r>
       <w:r>
         <w:rPr>
           <w:rStyle w:val="VerbatimChar"/>
         </w:rPr>
-        <w:t xml:space="preserve">Entrada Total</w:t>
-      </w:r>
-      <w:r>
-        <w:t xml:space="preserve"> </w:t>
-      </w:r>
-      <w:r>
-        <w:t xml:space="preserve">en</w:t>
-      </w:r>
-      <w:r>
-        <w:t xml:space="preserve"> </w:t>
-      </w:r>
-      <w:r>
-        <w:rPr>
-          <w:rStyle w:val="VerbatimChar"/>
-        </w:rPr>
-        <w:t xml:space="preserve">Formato_Balance_Materias_Primas_V1.csv</w:t>
-      </w:r>
-      <w:r>
-        <w:t xml:space="preserve">.</w:t>
-      </w:r>
-    </w:p>
-    <w:p>
-      <w:pPr>
-        <w:pStyle w:val="Compact"/>
+        <w:t xml:space="preserve">Grado calculado nutriente (%) = Σ Aportes de todas las MPs que lo contienen</w:t>
+      </w:r>
+    </w:p>
+    <w:p>
+      <w:pPr>
         <w:numPr>
           <w:ilvl w:val="0"/>
           <w:numId w:val="1006"/>
         </w:numPr>
       </w:pPr>
       <w:r>
-        <w:rPr>
-          <w:b/>
-          <w:bCs/>
-        </w:rPr>
-        <w:t xml:space="preserve">PRODUCCIÓN:</w:t>
-      </w:r>
-      <w:r>
-        <w:t xml:space="preserve"> </w:t>
-      </w:r>
-      <w:r>
-        <w:rPr>
-          <w:b/>
-          <w:bCs/>
-        </w:rPr>
-        <w:t xml:space="preserve">Verificar</w:t>
-      </w:r>
-      <w:r>
-        <w:t xml:space="preserve"> </w:t>
-      </w:r>
-      <w:r>
-        <w:t xml:space="preserve">que no existan devoluciones de materia prima al almacén pendientes por descontar.</w:t>
+        <w:t xml:space="preserve">CALIDAD: Repetir para cada nutriente declarado en el Registro ICA del producto.</w:t>
+      </w:r>
+    </w:p>
+    <w:bookmarkEnd w:id="17"/>
+    <w:bookmarkStart w:id="18" w:name="verificacion-del-resultado"/>
+    <w:p>
+      <w:pPr>
+        <w:pStyle w:val="Heading3"/>
+      </w:pPr>
+      <w:r>
+        <w:t xml:space="preserve">6.3. Verificacion del Resultado</w:t>
+      </w:r>
+    </w:p>
+    <w:p>
+      <w:pPr>
+        <w:pStyle w:val="Compact"/>
+        <w:numPr>
+          <w:ilvl w:val="0"/>
+          <w:numId w:val="1007"/>
+        </w:numPr>
+      </w:pPr>
+      <w:r>
+        <w:t xml:space="preserve">CALIDAD: Comparar el grado calculado con el grado declarado en el Registro ICA para cada nutriente.</w:t>
+      </w:r>
+    </w:p>
+    <w:p>
+      <w:pPr>
+        <w:pStyle w:val="Compact"/>
+        <w:numPr>
+          <w:ilvl w:val="0"/>
+          <w:numId w:val="1007"/>
+        </w:numPr>
+      </w:pPr>
+      <w:r>
+        <w:t xml:space="preserve">SI COINCIDE: Aprobar la formulacion y registrar la conformidad. Autorizar inicio de fabricacion del lote.</w:t>
+      </w:r>
+    </w:p>
+    <w:p>
+      <w:pPr>
+        <w:pStyle w:val="Compact"/>
+        <w:numPr>
+          <w:ilvl w:val="0"/>
+          <w:numId w:val="1007"/>
+        </w:numPr>
+      </w:pPr>
+      <w:r>
+        <w:t xml:space="preserve">SI NO COINCIDE: Detener el proceso. Revisar las cantidades de la Orden de Produccion y la composicion de las materias primas. Identificar el error y corregir la formulacion antes de continuar.</w:t>
       </w:r>
     </w:p>
     <w:bookmarkEnd w:id="18"/>
-    <w:bookmarkStart w:id="19" w:name="recopilación-de-datos-de-salida"/>
-    <w:p>
-      <w:pPr>
-        <w:pStyle w:val="Heading3"/>
-      </w:pPr>
-      <w:r>
-        <w:t xml:space="preserve">6.2. Recopilación de Datos de Salida</w:t>
+    <w:bookmarkEnd w:id="19"/>
+    <w:bookmarkStart w:id="20" w:name="criterios-de-control-y-aceptacion"/>
+    <w:p>
+      <w:pPr>
+        <w:pStyle w:val="Heading2"/>
+      </w:pPr>
+      <w:r>
+        <w:t xml:space="preserve">7. CRITERIOS DE CONTROL Y ACEPTACION</w:t>
+      </w:r>
+    </w:p>
+    <w:tbl>
+      <w:tblPr>
+        <w:tblStyle w:val="Table"/>
+        <w:tblW w:type="pct" w:w="5000"/>
+        <w:tblLayout w:type="fixed"/>
+        <w:tblLook w:firstRow="1" w:lastRow="0" w:firstColumn="0" w:lastColumn="0" w:noHBand="0" w:noVBand="0" w:val="0020"/>
+      </w:tblPr>
+      <w:tblGrid>
+        <w:gridCol w:w="2640"/>
+        <w:gridCol w:w="2640"/>
+        <w:gridCol w:w="2640"/>
+      </w:tblGrid>
+      <w:tr>
+        <w:trPr>
+          <w:tblHeader w:val="on"/>
+        </w:trPr>
+        <w:tc>
+          <w:tcPr/>
+          <w:p>
+            <w:pPr>
+              <w:pStyle w:val="Compact"/>
+              <w:jc w:val="left"/>
+            </w:pPr>
+            <w:r>
+              <w:t xml:space="preserve">PARAMETRO</w:t>
+            </w:r>
+          </w:p>
+        </w:tc>
+        <w:tc>
+          <w:tcPr/>
+          <w:p>
+            <w:pPr>
+              <w:pStyle w:val="Compact"/>
+              <w:jc w:val="left"/>
+            </w:pPr>
+            <w:r>
+              <w:t xml:space="preserve">CRITERIO</w:t>
+            </w:r>
+          </w:p>
+        </w:tc>
+        <w:tc>
+          <w:tcPr/>
+          <w:p>
+            <w:pPr>
+              <w:pStyle w:val="Compact"/>
+              <w:jc w:val="left"/>
+            </w:pPr>
+            <w:r>
+              <w:t xml:space="preserve">ACCION SI FALLA</w:t>
+            </w:r>
+          </w:p>
+        </w:tc>
+      </w:tr>
+      <w:tr>
+        <w:tc>
+          <w:tcPr/>
+          <w:p>
+            <w:pPr>
+              <w:pStyle w:val="Compact"/>
+              <w:jc w:val="left"/>
+            </w:pPr>
+            <w:r>
+              <w:t xml:space="preserve">Grado calculado vs declarado ICA</w:t>
+            </w:r>
+          </w:p>
+        </w:tc>
+        <w:tc>
+          <w:tcPr/>
+          <w:p>
+            <w:pPr>
+              <w:pStyle w:val="Compact"/>
+              <w:jc w:val="left"/>
+            </w:pPr>
+            <w:r>
+              <w:t xml:space="preserve">Coincidencia para cada nutriente declarado</w:t>
+            </w:r>
+          </w:p>
+        </w:tc>
+        <w:tc>
+          <w:tcPr/>
+          <w:p>
+            <w:pPr>
+              <w:pStyle w:val="Compact"/>
+              <w:jc w:val="left"/>
+            </w:pPr>
+            <w:r>
+              <w:t xml:space="preserve">Detener. Revisar formulacion y composicion de MPs.</w:t>
+            </w:r>
+          </w:p>
+        </w:tc>
+      </w:tr>
+      <w:tr>
+        <w:tc>
+          <w:tcPr/>
+          <w:p>
+            <w:pPr>
+              <w:pStyle w:val="Compact"/>
+              <w:jc w:val="left"/>
+            </w:pPr>
+            <w:r>
+              <w:t xml:space="preserve">Composicion de MPs</w:t>
+            </w:r>
+          </w:p>
+        </w:tc>
+        <w:tc>
+          <w:tcPr/>
+          <w:p>
+            <w:pPr>
+              <w:pStyle w:val="Compact"/>
+              <w:jc w:val="left"/>
+            </w:pPr>
+            <w:r>
+              <w:t xml:space="preserve">Ficha tecnica vigente disponible para cada MP</w:t>
+            </w:r>
+          </w:p>
+        </w:tc>
+        <w:tc>
+          <w:tcPr/>
+          <w:p>
+            <w:pPr>
+              <w:pStyle w:val="Compact"/>
+              <w:jc w:val="left"/>
+            </w:pPr>
+            <w:r>
+              <w:t xml:space="preserve">No fabricar hasta tener la composicion garantizada.</w:t>
+            </w:r>
+          </w:p>
+        </w:tc>
+      </w:tr>
+      <w:tr>
+        <w:tc>
+          <w:tcPr/>
+          <w:p>
+            <w:pPr>
+              <w:pStyle w:val="Compact"/>
+              <w:jc w:val="left"/>
+            </w:pPr>
+            <w:r>
+              <w:t xml:space="preserve">Cantidades pesadas en planta</w:t>
+            </w:r>
+          </w:p>
+        </w:tc>
+        <w:tc>
+          <w:tcPr/>
+          <w:p>
+            <w:pPr>
+              <w:pStyle w:val="Compact"/>
+              <w:jc w:val="left"/>
+            </w:pPr>
+            <w:r>
+              <w:t xml:space="preserve">Corresponden exactamente a la Orden de Produccion</w:t>
+            </w:r>
+          </w:p>
+        </w:tc>
+        <w:tc>
+          <w:tcPr/>
+          <w:p>
+            <w:pPr>
+              <w:pStyle w:val="Compact"/>
+              <w:jc w:val="left"/>
+            </w:pPr>
+            <w:r>
+              <w:t xml:space="preserve">Corregir pesaje antes de mezclar.</w:t>
+            </w:r>
+          </w:p>
+        </w:tc>
+      </w:tr>
+    </w:tbl>
+    <w:bookmarkEnd w:id="20"/>
+    <w:bookmarkStart w:id="21" w:name="registros-asociados"/>
+    <w:p>
+      <w:pPr>
+        <w:pStyle w:val="Heading2"/>
+      </w:pPr>
+      <w:r>
+        <w:t xml:space="preserve">8. REGISTROS ASOCIADOS</w:t>
       </w:r>
     </w:p>
     <w:p>
@@ -754,153 +746,22 @@
       </w:pPr>
       <w:r>
         <w:rPr>
-          <w:b/>
-          <w:bCs/>
-        </w:rPr>
-        <w:t xml:space="preserve">PRODUCCIÓN:</w:t>
-      </w:r>
-      <w:r>
-        <w:t xml:space="preserve"> </w:t>
-      </w:r>
-      <w:r>
-        <w:t xml:space="preserve">Al finalizar el envase,</w:t>
-      </w:r>
-      <w:r>
-        <w:t xml:space="preserve"> </w:t>
-      </w:r>
-      <w:r>
-        <w:rPr>
-          <w:b/>
-          <w:bCs/>
-        </w:rPr>
-        <w:t xml:space="preserve">sumar</w:t>
-      </w:r>
-      <w:r>
-        <w:t xml:space="preserve"> </w:t>
-      </w:r>
-      <w:r>
-        <w:t xml:space="preserve">el peso neto de todo el Producto Terminado (Conforme + No Conforme).</w:t>
-      </w:r>
-    </w:p>
-    <w:p>
-      <w:pPr>
-        <w:pStyle w:val="Compact"/>
-        <w:numPr>
-          <w:ilvl w:val="0"/>
-          <w:numId w:val="1008"/>
-        </w:numPr>
-      </w:pPr>
-      <w:r>
-        <w:rPr>
-          <w:b/>
-          <w:bCs/>
-        </w:rPr>
-        <w:t xml:space="preserve">PRODUCCIÓN:</w:t>
-      </w:r>
-      <w:r>
-        <w:t xml:space="preserve"> </w:t>
-      </w:r>
-      <w:r>
-        <w:rPr>
-          <w:b/>
-          <w:bCs/>
-        </w:rPr>
-        <w:t xml:space="preserve">Pesar</w:t>
-      </w:r>
-      <w:r>
-        <w:t xml:space="preserve"> </w:t>
-      </w:r>
-      <w:r>
-        <w:t xml:space="preserve">y registrar las Mermas y Barreduras generadas (POE 3.18).</w:t>
-      </w:r>
-    </w:p>
-    <w:p>
-      <w:pPr>
-        <w:pStyle w:val="Compact"/>
-        <w:numPr>
-          <w:ilvl w:val="0"/>
-          <w:numId w:val="1008"/>
-        </w:numPr>
-      </w:pPr>
-      <w:r>
-        <w:rPr>
-          <w:b/>
-          <w:bCs/>
-        </w:rPr>
-        <w:t xml:space="preserve">CALIDAD:</w:t>
-      </w:r>
-      <w:r>
-        <w:t xml:space="preserve"> </w:t>
-      </w:r>
-      <w:r>
-        <w:rPr>
-          <w:b/>
-          <w:bCs/>
-        </w:rPr>
-        <w:t xml:space="preserve">Reportar</w:t>
-      </w:r>
-      <w:r>
-        <w:t xml:space="preserve"> </w:t>
-      </w:r>
-      <w:r>
-        <w:t xml:space="preserve">el peso de las muestras tomadas para análisis y contramuestra (POE 3.14).</w:t>
-      </w:r>
-    </w:p>
-    <w:p>
-      <w:pPr>
-        <w:pStyle w:val="Compact"/>
-        <w:numPr>
-          <w:ilvl w:val="0"/>
-          <w:numId w:val="1008"/>
-        </w:numPr>
-      </w:pPr>
-      <w:r>
-        <w:rPr>
-          <w:b/>
-          <w:bCs/>
-        </w:rPr>
-        <w:t xml:space="preserve">PRODUCCIÓN:</w:t>
-      </w:r>
-      <w:r>
-        <w:t xml:space="preserve"> </w:t>
-      </w:r>
-      <w:r>
-        <w:rPr>
-          <w:b/>
-          <w:bCs/>
-        </w:rPr>
-        <w:t xml:space="preserve">Calcular</w:t>
-      </w:r>
-      <w:r>
-        <w:t xml:space="preserve"> </w:t>
-      </w:r>
-      <w:r>
-        <w:t xml:space="preserve">la</w:t>
-      </w:r>
-      <w:r>
-        <w:t xml:space="preserve"> </w:t>
-      </w:r>
-      <w:r>
-        <w:rPr>
           <w:rStyle w:val="VerbatimChar"/>
         </w:rPr>
-        <w:t xml:space="preserve">Salida Total</w:t>
-      </w:r>
-      <w:r>
-        <w:t xml:space="preserve"> </w:t>
-      </w:r>
-      <w:r>
-        <w:t xml:space="preserve">sumando todos los componentes anteriores.</w:t>
-      </w:r>
-    </w:p>
-    <w:bookmarkEnd w:id="19"/>
-    <w:bookmarkStart w:id="20" w:name="cálculo-y-verificación"/>
-    <w:p>
-      <w:pPr>
-        <w:pStyle w:val="Heading3"/>
-      </w:pPr>
-      <w:r>
-        <w:t xml:space="preserve">6.3. Cálculo y Verificación</w:t>
+        <w:t xml:space="preserve">Formato_Verificacion_Formulacion_V1.csv</w:t>
+      </w:r>
+      <w:r>
+        <w:t xml:space="preserve">: Tabla de calculo del grado por lote.</w:t>
+      </w:r>
+    </w:p>
+    <w:bookmarkEnd w:id="21"/>
+    <w:bookmarkStart w:id="22" w:name="anexos"/>
+    <w:p>
+      <w:pPr>
+        <w:pStyle w:val="Heading2"/>
+      </w:pPr>
+      <w:r>
+        <w:t xml:space="preserve">9. ANEXOS</w:t>
       </w:r>
     </w:p>
     <w:p>
@@ -912,536 +773,142 @@
         </w:numPr>
       </w:pPr>
       <w:r>
-        <w:rPr>
-          <w:b/>
-          <w:bCs/>
-        </w:rPr>
-        <w:t xml:space="preserve">CALIDAD:</w:t>
-      </w:r>
-      <w:r>
-        <w:t xml:space="preserve"> </w:t>
-      </w:r>
-      <w:r>
-        <w:rPr>
-          <w:b/>
-          <w:bCs/>
-        </w:rPr>
-        <w:t xml:space="preserve">Aplicar</w:t>
-      </w:r>
-      <w:r>
-        <w:t xml:space="preserve"> </w:t>
-      </w:r>
-      <w:r>
-        <w:t xml:space="preserve">la fórmula de balance:</w:t>
-      </w:r>
-    </w:p>
-    <w:p>
-      <w:pPr>
-        <w:pStyle w:val="Compact"/>
-        <w:numPr>
-          <w:ilvl w:val="1"/>
-          <w:numId w:val="1010"/>
-        </w:numPr>
-      </w:pPr>
-      <w:r>
-        <w:rPr>
-          <w:rStyle w:val="VerbatimChar"/>
-        </w:rPr>
-        <w:t xml:space="preserve">Diferencia = Entrada Total - Salida Total</w:t>
-      </w:r>
-    </w:p>
-    <w:p>
-      <w:pPr>
-        <w:pStyle w:val="Compact"/>
-        <w:numPr>
-          <w:ilvl w:val="1"/>
-          <w:numId w:val="1010"/>
-        </w:numPr>
-      </w:pPr>
-      <w:r>
-        <w:rPr>
-          <w:rStyle w:val="VerbatimChar"/>
-        </w:rPr>
-        <w:t xml:space="preserve">% Desviación = (Diferencia / Entrada Total) * 100</w:t>
-      </w:r>
-    </w:p>
-    <w:p>
-      <w:pPr>
-        <w:pStyle w:val="Compact"/>
-        <w:numPr>
-          <w:ilvl w:val="0"/>
-          <w:numId w:val="1009"/>
-        </w:numPr>
-      </w:pPr>
-      <w:r>
-        <w:rPr>
-          <w:b/>
-          <w:bCs/>
-        </w:rPr>
-        <w:t xml:space="preserve">CALIDAD:</w:t>
-      </w:r>
-      <w:r>
-        <w:t xml:space="preserve"> </w:t>
-      </w:r>
-      <w:r>
-        <w:rPr>
-          <w:b/>
-          <w:bCs/>
-        </w:rPr>
-        <w:t xml:space="preserve">Comparar</w:t>
-      </w:r>
-      <w:r>
-        <w:t xml:space="preserve"> </w:t>
-      </w:r>
-      <w:r>
-        <w:t xml:space="preserve">el resultado contra la Tabla de Tolerancias (Sección 7).</w:t>
-      </w:r>
-    </w:p>
-    <w:bookmarkEnd w:id="20"/>
-    <w:bookmarkStart w:id="21" w:name="dictamen-del-balance"/>
-    <w:p>
-      <w:pPr>
-        <w:pStyle w:val="Heading3"/>
-      </w:pPr>
-      <w:r>
-        <w:t xml:space="preserve">6.4. Dictamen del Balance</w:t>
-      </w:r>
-    </w:p>
-    <w:p>
-      <w:pPr>
-        <w:pStyle w:val="Compact"/>
-        <w:numPr>
-          <w:ilvl w:val="0"/>
-          <w:numId w:val="1011"/>
-        </w:numPr>
-      </w:pPr>
-      <w:r>
-        <w:rPr>
-          <w:b/>
-          <w:bCs/>
-        </w:rPr>
-        <w:t xml:space="preserve">SI CUMPLE (Zona Verde):</w:t>
-      </w:r>
-      <w:r>
-        <w:t xml:space="preserve"> </w:t>
-      </w:r>
-      <w:r>
-        <w:rPr>
-          <w:b/>
-          <w:bCs/>
-        </w:rPr>
-        <w:t xml:space="preserve">Aprobar</w:t>
-      </w:r>
-      <w:r>
-        <w:t xml:space="preserve"> </w:t>
-      </w:r>
-      <w:r>
-        <w:t xml:space="preserve">el balance firmando el registro y autorizar el paso a Liberación de Lote.</w:t>
-      </w:r>
-    </w:p>
-    <w:p>
-      <w:pPr>
-        <w:pStyle w:val="Compact"/>
-        <w:numPr>
-          <w:ilvl w:val="0"/>
-          <w:numId w:val="1011"/>
-        </w:numPr>
-      </w:pPr>
-      <w:r>
-        <w:rPr>
-          <w:b/>
-          <w:bCs/>
-        </w:rPr>
-        <w:t xml:space="preserve">SI ESTÁ EN ALERTA (Zona Amarilla):</w:t>
-      </w:r>
-      <w:r>
-        <w:t xml:space="preserve"> </w:t>
-      </w:r>
-      <w:r>
-        <w:rPr>
-          <w:b/>
-          <w:bCs/>
-        </w:rPr>
-        <w:t xml:space="preserve">Solicitar</w:t>
-      </w:r>
-      <w:r>
-        <w:t xml:space="preserve"> </w:t>
-      </w:r>
-      <w:r>
-        <w:t xml:space="preserve">al Jefe de Producción una justificación técnica escrita en el campo</w:t>
-      </w:r>
-      <w:r>
-        <w:t xml:space="preserve"> </w:t>
-      </w:r>
-      <w:r>
-        <w:t xml:space="preserve">“Observaciones”</w:t>
-      </w:r>
-      <w:r>
-        <w:t xml:space="preserve">.</w:t>
-      </w:r>
-      <w:r>
-        <w:t xml:space="preserve"> </w:t>
-      </w:r>
-      <w:r>
-        <w:rPr>
-          <w:b/>
-          <w:bCs/>
-        </w:rPr>
-        <w:t xml:space="preserve">Aprobar</w:t>
-      </w:r>
-      <w:r>
-        <w:t xml:space="preserve"> </w:t>
-      </w:r>
-      <w:r>
-        <w:t xml:space="preserve">solo si la causa es identificada y no afecta la calidad (ej: derrame accidental registrado).</w:t>
-      </w:r>
-    </w:p>
-    <w:p>
-      <w:pPr>
-        <w:pStyle w:val="Compact"/>
-        <w:numPr>
-          <w:ilvl w:val="0"/>
-          <w:numId w:val="1011"/>
-        </w:numPr>
-      </w:pPr>
-      <w:r>
-        <w:rPr>
-          <w:b/>
-          <w:bCs/>
-        </w:rPr>
-        <w:t xml:space="preserve">SI NO CUMPLE (Zona Roja):</w:t>
-      </w:r>
-      <w:r>
-        <w:t xml:space="preserve"> </w:t>
-      </w:r>
-      <w:r>
-        <w:rPr>
-          <w:b/>
-          <w:bCs/>
-        </w:rPr>
-        <w:t xml:space="preserve">Abrir</w:t>
-      </w:r>
-      <w:r>
-        <w:t xml:space="preserve"> </w:t>
-      </w:r>
-      <w:r>
-        <w:t xml:space="preserve">inmediatamente un Reporte de No Conformidad (NC).</w:t>
-      </w:r>
-    </w:p>
-    <w:p>
-      <w:pPr>
-        <w:pStyle w:val="Compact"/>
-        <w:numPr>
-          <w:ilvl w:val="1"/>
-          <w:numId w:val="1012"/>
-        </w:numPr>
-      </w:pPr>
-      <w:r>
-        <w:rPr>
-          <w:b/>
-          <w:bCs/>
-        </w:rPr>
-        <w:t xml:space="preserve">Bloquear</w:t>
-      </w:r>
-      <w:r>
-        <w:t xml:space="preserve"> </w:t>
-      </w:r>
-      <w:r>
-        <w:t xml:space="preserve">el lote.</w:t>
-      </w:r>
-    </w:p>
-    <w:p>
-      <w:pPr>
-        <w:pStyle w:val="Compact"/>
-        <w:numPr>
-          <w:ilvl w:val="1"/>
-          <w:numId w:val="1012"/>
-        </w:numPr>
-      </w:pPr>
-      <w:r>
-        <w:rPr>
-          <w:b/>
-          <w:bCs/>
-        </w:rPr>
-        <w:t xml:space="preserve">Investigar</w:t>
-      </w:r>
-      <w:r>
-        <w:t xml:space="preserve"> </w:t>
-      </w:r>
-      <w:r>
-        <w:t xml:space="preserve">posibles causas: error de báscula, error de formulación, fuga masiva, robo.</w:t>
-      </w:r>
-    </w:p>
-    <w:p>
-      <w:pPr>
-        <w:pStyle w:val="Compact"/>
-        <w:numPr>
-          <w:ilvl w:val="1"/>
-          <w:numId w:val="1012"/>
-        </w:numPr>
-      </w:pPr>
-      <w:r>
-        <w:rPr>
-          <w:b/>
-          <w:bCs/>
-        </w:rPr>
-        <w:t xml:space="preserve">Escalar</w:t>
-      </w:r>
-      <w:r>
-        <w:t xml:space="preserve"> </w:t>
-      </w:r>
-      <w:r>
-        <w:t xml:space="preserve">a Dirección Técnica para decisión final.</w:t>
-      </w:r>
-    </w:p>
-    <w:bookmarkEnd w:id="21"/>
+        <w:t xml:space="preserve">Anexo 1: Ejemplo de calculo de verificacion de grado.</w:t>
+      </w:r>
+    </w:p>
     <w:bookmarkEnd w:id="22"/>
-    <w:bookmarkStart w:id="23" w:name="criterios-de-control-y-aceptación"/>
+    <w:bookmarkStart w:id="23" w:name="control-de-cambios"/>
     <w:p>
       <w:pPr>
         <w:pStyle w:val="Heading2"/>
       </w:pPr>
       <w:r>
-        <w:t xml:space="preserve">7. CRITERIOS DE CONTROL Y ACEPTACIÓN</w:t>
-      </w:r>
-    </w:p>
-    <w:p>
-      <w:pPr>
-        <w:pStyle w:val="FirstParagraph"/>
-      </w:pPr>
-      <w:r>
-        <w:t xml:space="preserve">ZONA | RANGO DE DESVIACIÓN | ACCIÓN REQUERIDA | RESPONSABLE APROBACIÓN |</w:t>
-      </w:r>
-      <w:r>
-        <w:br/>
-      </w:r>
-      <w:r>
-        <w:br/>
-      </w:r>
-    </w:p>
-    <w:p>
-      <w:pPr>
-        <w:pStyle w:val="BodyText"/>
-      </w:pPr>
-      <w:r>
-        <w:t xml:space="preserve">|:—|:—|</w:t>
-      </w:r>
-      <w:r>
-        <w:t xml:space="preserve"> </w:t>
-      </w:r>
-      <w:r>
-        <w:t xml:space="preserve">|</w:t>
-      </w:r>
-      <w:r>
-        <w:t xml:space="preserve"> </w:t>
-      </w:r>
-      <w:r>
-        <w:rPr>
-          <w:b/>
-          <w:bCs/>
-        </w:rPr>
-        <w:t xml:space="preserve">CONFORME</w:t>
-      </w:r>
-      <w:r>
-        <w:t xml:space="preserve"> </w:t>
-      </w:r>
-      <w:r>
-        <w:t xml:space="preserve">|</w:t>
-      </w:r>
-      <w:r>
-        <w:t xml:space="preserve"> </w:t>
-      </w:r>
-      <w:r>
-        <w:rPr>
-          <w:b/>
-          <w:bCs/>
-        </w:rPr>
-        <w:t xml:space="preserve">0.0% a ±2.0%</w:t>
-      </w:r>
-      <w:r>
-        <w:t xml:space="preserve"> </w:t>
-      </w:r>
-      <w:r>
-        <w:t xml:space="preserve">| Archivar y continuar proceso. | Analista de Calidad |</w:t>
-      </w:r>
-      <w:r>
-        <w:t xml:space="preserve"> </w:t>
-      </w:r>
-      <w:r>
-        <w:t xml:space="preserve">|</w:t>
-      </w:r>
-      <w:r>
-        <w:t xml:space="preserve"> </w:t>
-      </w:r>
-      <w:r>
-        <w:rPr>
-          <w:b/>
-          <w:bCs/>
-        </w:rPr>
-        <w:t xml:space="preserve">ALERTA</w:t>
-      </w:r>
-      <w:r>
-        <w:t xml:space="preserve"> </w:t>
-      </w:r>
-      <w:r>
-        <w:t xml:space="preserve">|</w:t>
-      </w:r>
-      <w:r>
-        <w:t xml:space="preserve"> </w:t>
-      </w:r>
-      <w:r>
-        <w:rPr>
-          <w:b/>
-          <w:bCs/>
-        </w:rPr>
-        <w:t xml:space="preserve">&gt; ±2.0% a ±3.0%</w:t>
-      </w:r>
-      <w:r>
-        <w:t xml:space="preserve"> </w:t>
-      </w:r>
-      <w:r>
-        <w:t xml:space="preserve">| Justificación técnica obligatoria. | Jefe de Calidad |</w:t>
-      </w:r>
-      <w:r>
-        <w:t xml:space="preserve"> </w:t>
-      </w:r>
-      <w:r>
-        <w:t xml:space="preserve">|</w:t>
-      </w:r>
-      <w:r>
-        <w:t xml:space="preserve"> </w:t>
-      </w:r>
-      <w:r>
-        <w:rPr>
-          <w:b/>
-          <w:bCs/>
-        </w:rPr>
-        <w:t xml:space="preserve">NO CONFORME</w:t>
-      </w:r>
-      <w:r>
-        <w:t xml:space="preserve"> </w:t>
-      </w:r>
-      <w:r>
-        <w:t xml:space="preserve">|</w:t>
-      </w:r>
-      <w:r>
-        <w:t xml:space="preserve"> </w:t>
-      </w:r>
-      <w:r>
-        <w:rPr>
-          <w:b/>
-          <w:bCs/>
-        </w:rPr>
-        <w:t xml:space="preserve">&gt; ±3.0%</w:t>
-      </w:r>
-      <w:r>
-        <w:t xml:space="preserve"> </w:t>
-      </w:r>
-      <w:r>
-        <w:t xml:space="preserve">| Investigación de NC y Bloqueo. | Dirección Técnica |</w:t>
-      </w:r>
-    </w:p>
+        <w:t xml:space="preserve">10. CONTROL DE CAMBIOS</w:t>
+      </w:r>
+    </w:p>
+    <w:tbl>
+      <w:tblPr>
+        <w:tblStyle w:val="Table"/>
+        <w:tblW w:type="pct" w:w="5000"/>
+        <w:tblLayout w:type="fixed"/>
+        <w:tblLook w:firstRow="1" w:lastRow="0" w:firstColumn="0" w:lastColumn="0" w:noHBand="0" w:noVBand="0" w:val="0020"/>
+      </w:tblPr>
+      <w:tblGrid>
+        <w:gridCol w:w="2640"/>
+        <w:gridCol w:w="2640"/>
+        <w:gridCol w:w="2640"/>
+      </w:tblGrid>
+      <w:tr>
+        <w:trPr>
+          <w:tblHeader w:val="on"/>
+        </w:trPr>
+        <w:tc>
+          <w:tcPr/>
+          <w:p>
+            <w:pPr>
+              <w:pStyle w:val="Compact"/>
+            </w:pPr>
+            <w:r>
+              <w:t xml:space="preserve">VERSION</w:t>
+            </w:r>
+          </w:p>
+        </w:tc>
+        <w:tc>
+          <w:tcPr/>
+          <w:p>
+            <w:pPr>
+              <w:pStyle w:val="Compact"/>
+            </w:pPr>
+            <w:r>
+              <w:t xml:space="preserve">FECHA</w:t>
+            </w:r>
+          </w:p>
+        </w:tc>
+        <w:tc>
+          <w:tcPr/>
+          <w:p>
+            <w:pPr>
+              <w:pStyle w:val="Compact"/>
+            </w:pPr>
+            <w:r>
+              <w:t xml:space="preserve">DESCRIPCION DEL CAMBIO</w:t>
+            </w:r>
+          </w:p>
+        </w:tc>
+      </w:tr>
+      <w:tr>
+        <w:tc>
+          <w:tcPr/>
+          <w:p>
+            <w:pPr>
+              <w:pStyle w:val="Compact"/>
+            </w:pPr>
+            <w:r>
+              <w:t xml:space="preserve">01</w:t>
+            </w:r>
+          </w:p>
+        </w:tc>
+        <w:tc>
+          <w:tcPr/>
+          <w:p>
+            <w:pPr>
+              <w:pStyle w:val="Compact"/>
+            </w:pPr>
+            <w:r>
+              <w:t xml:space="preserve">2026-02-17</w:t>
+            </w:r>
+          </w:p>
+        </w:tc>
+        <w:tc>
+          <w:tcPr/>
+          <w:p>
+            <w:pPr>
+              <w:pStyle w:val="Compact"/>
+            </w:pPr>
+            <w:r>
+              <w:t xml:space="preserve">Emision inicial.</w:t>
+            </w:r>
+          </w:p>
+        </w:tc>
+      </w:tr>
+      <w:tr>
+        <w:tc>
+          <w:tcPr/>
+          <w:p>
+            <w:pPr>
+              <w:pStyle w:val="Compact"/>
+            </w:pPr>
+            <w:r>
+              <w:t xml:space="preserve">01</w:t>
+            </w:r>
+          </w:p>
+        </w:tc>
+        <w:tc>
+          <w:tcPr/>
+          <w:p>
+            <w:pPr>
+              <w:pStyle w:val="Compact"/>
+            </w:pPr>
+            <w:r>
+              <w:t xml:space="preserve">2026-03-05</w:t>
+            </w:r>
+          </w:p>
+        </w:tc>
+        <w:tc>
+          <w:tcPr/>
+          <w:p>
+            <w:pPr>
+              <w:pStyle w:val="Compact"/>
+            </w:pPr>
+            <w:r>
+              <w:t xml:space="preserve">Reescritura completa: el procedimiento pasa de balance de masas (entradas/salidas/barreduras) a verificacion de formulacion. El objetivo es confirmar que las cantidades de la Orden de Produccion producen el grado declarado en el Registro ICA, usando la formula concentracion x cantidad MP / ton = concentracion producto final.</w:t>
+            </w:r>
+          </w:p>
+        </w:tc>
+      </w:tr>
+    </w:tbl>
     <w:bookmarkEnd w:id="23"/>
-    <w:bookmarkStart w:id="24" w:name="registros-asociados"/>
-    <w:p>
-      <w:pPr>
-        <w:pStyle w:val="Heading2"/>
-      </w:pPr>
-      <w:r>
-        <w:t xml:space="preserve">8. REGISTROS ASOCIADOS</w:t>
-      </w:r>
-    </w:p>
-    <w:p>
-      <w:pPr>
-        <w:pStyle w:val="Compact"/>
-        <w:numPr>
-          <w:ilvl w:val="0"/>
-          <w:numId w:val="1013"/>
-        </w:numPr>
-      </w:pPr>
-      <w:r>
-        <w:rPr>
-          <w:rStyle w:val="VerbatimChar"/>
-        </w:rPr>
-        <w:t xml:space="preserve">Formato_Balance_Materias_Primas_V1.csv</w:t>
-      </w:r>
-      <w:r>
-        <w:t xml:space="preserve">: Hoja de cálculo del balance por lote.</w:t>
-      </w:r>
-    </w:p>
-    <w:p>
-      <w:pPr>
-        <w:pStyle w:val="Compact"/>
-        <w:numPr>
-          <w:ilvl w:val="0"/>
-          <w:numId w:val="1013"/>
-        </w:numPr>
-      </w:pPr>
-      <w:r>
-        <w:rPr>
-          <w:rStyle w:val="VerbatimChar"/>
-        </w:rPr>
-        <w:t xml:space="preserve">Registro_Balance_Materias_Primas_V1.csv</w:t>
-      </w:r>
-      <w:r>
-        <w:t xml:space="preserve">: Log histórico de desviaciones.</w:t>
-      </w:r>
-    </w:p>
     <w:bookmarkEnd w:id="24"/>
-    <w:bookmarkStart w:id="25" w:name="anexos"/>
-    <w:p>
-      <w:pPr>
-        <w:pStyle w:val="Heading2"/>
-      </w:pPr>
-      <w:r>
-        <w:t xml:space="preserve">9. ANEXOS</w:t>
-      </w:r>
-    </w:p>
-    <w:p>
-      <w:pPr>
-        <w:pStyle w:val="Compact"/>
-        <w:numPr>
-          <w:ilvl w:val="0"/>
-          <w:numId w:val="1014"/>
-        </w:numPr>
-      </w:pPr>
-      <w:r>
-        <w:rPr>
-          <w:b/>
-          <w:bCs/>
-        </w:rPr>
-        <w:t xml:space="preserve">Anexo 1:</w:t>
-      </w:r>
-      <w:r>
-        <w:t xml:space="preserve"> </w:t>
-      </w:r>
-      <w:r>
-        <w:t xml:space="preserve">Ejemplo de Cálculo de Balance.</w:t>
-      </w:r>
-    </w:p>
-    <w:bookmarkEnd w:id="25"/>
-    <w:bookmarkStart w:id="26" w:name="control-de-cambios"/>
-    <w:p>
-      <w:pPr>
-        <w:pStyle w:val="Heading2"/>
-      </w:pPr>
-      <w:r>
-        <w:t xml:space="preserve">10. CONTROL DE CAMBIOS</w:t>
-      </w:r>
-    </w:p>
-    <w:p>
-      <w:pPr>
-        <w:pStyle w:val="FirstParagraph"/>
-      </w:pPr>
-      <w:r>
-        <w:t xml:space="preserve">VERSIÓN | FECHA | DESCRIPCIÓN DEL CAMBIO |</w:t>
-      </w:r>
-      <w:r>
-        <w:br/>
-      </w:r>
-    </w:p>
-    <w:bookmarkEnd w:id="26"/>
-    <w:bookmarkEnd w:id="27"/>
     <w:sectPr>
       <w:footnotePr>
         <w:numRestart w:val="eachSect"/>
@@ -1825,11 +1292,11 @@
       </w:pPr>
     </w:lvl>
   </w:abstractNum>
-  <w:abstractNum w:abstractNumId="99417">
-    <w:nsid w:val="00A99417"/>
+  <w:abstractNum w:abstractNumId="99416">
+    <w:nsid w:val="00A99416"/>
     <w:multiLevelType w:val="multilevel"/>
     <w:lvl w:ilvl="0">
-      <w:start w:val="7"/>
+      <w:start w:val="6"/>
       <w:numFmt w:val="decimal"/>
       <w:lvlText w:val="%1."/>
       <w:lvlJc w:val="left"/>
@@ -1838,7 +1305,7 @@
       </w:pPr>
     </w:lvl>
     <w:lvl w:ilvl="1">
-      <w:start w:val="7"/>
+      <w:start w:val="6"/>
       <w:numFmt w:val="decimal"/>
       <w:lvlText w:val="%2."/>
       <w:lvlJc w:val="left"/>
@@ -1847,7 +1314,7 @@
       </w:pPr>
     </w:lvl>
     <w:lvl w:ilvl="2">
-      <w:start w:val="7"/>
+      <w:start w:val="6"/>
       <w:numFmt w:val="decimal"/>
       <w:lvlText w:val="%3."/>
       <w:lvlJc w:val="left"/>
@@ -1856,7 +1323,7 @@
       </w:pPr>
     </w:lvl>
     <w:lvl w:ilvl="3">
-      <w:start w:val="7"/>
+      <w:start w:val="6"/>
       <w:numFmt w:val="decimal"/>
       <w:lvlText w:val="%4."/>
       <w:lvlJc w:val="left"/>
@@ -1865,7 +1332,7 @@
       </w:pPr>
     </w:lvl>
     <w:lvl w:ilvl="4">
-      <w:start w:val="7"/>
+      <w:start w:val="6"/>
       <w:numFmt w:val="decimal"/>
       <w:lvlText w:val="%5."/>
       <w:lvlJc w:val="left"/>
@@ -1874,7 +1341,7 @@
       </w:pPr>
     </w:lvl>
     <w:lvl w:ilvl="5">
-      <w:start w:val="7"/>
+      <w:start w:val="6"/>
       <w:numFmt w:val="decimal"/>
       <w:lvlText w:val="%6."/>
       <w:lvlJc w:val="left"/>
@@ -1883,7 +1350,7 @@
       </w:pPr>
     </w:lvl>
     <w:lvl w:ilvl="6">
-      <w:start w:val="7"/>
+      <w:start w:val="6"/>
       <w:numFmt w:val="decimal"/>
       <w:lvlText w:val="%7."/>
       <w:lvlJc w:val="left"/>
@@ -1892,7 +1359,7 @@
       </w:pPr>
     </w:lvl>
     <w:lvl w:ilvl="7">
-      <w:start w:val="7"/>
+      <w:start w:val="6"/>
       <w:numFmt w:val="decimal"/>
       <w:lvlText w:val="%8."/>
       <w:lvlJc w:val="left"/>
@@ -1901,92 +1368,7 @@
       </w:pPr>
     </w:lvl>
     <w:lvl w:ilvl="8">
-      <w:start w:val="7"/>
-      <w:numFmt w:val="decimal"/>
-      <w:lvlText w:val="%9."/>
-      <w:lvlJc w:val="left"/>
-      <w:pPr>
-        <w:ind w:left="6480" w:hanging="360"/>
-      </w:pPr>
-    </w:lvl>
-  </w:abstractNum>
-  <w:abstractNum w:abstractNumId="99419">
-    <w:nsid w:val="00A99419"/>
-    <w:multiLevelType w:val="multilevel"/>
-    <w:lvl w:ilvl="0">
-      <w:start w:val="9"/>
-      <w:numFmt w:val="decimal"/>
-      <w:lvlText w:val="%1."/>
-      <w:lvlJc w:val="left"/>
-      <w:pPr>
-        <w:ind w:left="720" w:hanging="360"/>
-      </w:pPr>
-    </w:lvl>
-    <w:lvl w:ilvl="1">
-      <w:start w:val="9"/>
-      <w:numFmt w:val="decimal"/>
-      <w:lvlText w:val="%2."/>
-      <w:lvlJc w:val="left"/>
-      <w:pPr>
-        <w:ind w:left="1440" w:hanging="360"/>
-      </w:pPr>
-    </w:lvl>
-    <w:lvl w:ilvl="2">
-      <w:start w:val="9"/>
-      <w:numFmt w:val="decimal"/>
-      <w:lvlText w:val="%3."/>
-      <w:lvlJc w:val="left"/>
-      <w:pPr>
-        <w:ind w:left="2160" w:hanging="360"/>
-      </w:pPr>
-    </w:lvl>
-    <w:lvl w:ilvl="3">
-      <w:start w:val="9"/>
-      <w:numFmt w:val="decimal"/>
-      <w:lvlText w:val="%4."/>
-      <w:lvlJc w:val="left"/>
-      <w:pPr>
-        <w:ind w:left="2880" w:hanging="360"/>
-      </w:pPr>
-    </w:lvl>
-    <w:lvl w:ilvl="4">
-      <w:start w:val="9"/>
-      <w:numFmt w:val="decimal"/>
-      <w:lvlText w:val="%5."/>
-      <w:lvlJc w:val="left"/>
-      <w:pPr>
-        <w:ind w:left="3600" w:hanging="360"/>
-      </w:pPr>
-    </w:lvl>
-    <w:lvl w:ilvl="5">
-      <w:start w:val="9"/>
-      <w:numFmt w:val="decimal"/>
-      <w:lvlText w:val="%6."/>
-      <w:lvlJc w:val="left"/>
-      <w:pPr>
-        <w:ind w:left="4320" w:hanging="360"/>
-      </w:pPr>
-    </w:lvl>
-    <w:lvl w:ilvl="6">
-      <w:start w:val="9"/>
-      <w:numFmt w:val="decimal"/>
-      <w:lvlText w:val="%7."/>
-      <w:lvlJc w:val="left"/>
-      <w:pPr>
-        <w:ind w:left="5040" w:hanging="360"/>
-      </w:pPr>
-    </w:lvl>
-    <w:lvl w:ilvl="7">
-      <w:start w:val="9"/>
-      <w:numFmt w:val="decimal"/>
-      <w:lvlText w:val="%8."/>
-      <w:lvlJc w:val="left"/>
-      <w:pPr>
-        <w:ind w:left="5760" w:hanging="360"/>
-      </w:pPr>
-    </w:lvl>
-    <w:lvl w:ilvl="8">
-      <w:start w:val="9"/>
+      <w:start w:val="6"/>
       <w:numFmt w:val="decimal"/>
       <w:lvlText w:val="%9."/>
       <w:lvlJc w:val="left"/>
@@ -2011,9 +1393,6 @@
     <w:abstractNumId w:val="991"/>
   </w:num>
   <w:num w:numId="1005">
-    <w:abstractNumId w:val="991"/>
-  </w:num>
-  <w:num w:numId="1006">
     <w:abstractNumId w:val="99411"/>
     <w:lvlOverride w:ilvl="0">
       <w:startOverride w:val="1"/>
@@ -2043,10 +1422,7 @@
       <w:startOverride w:val="1"/>
     </w:lvlOverride>
   </w:num>
-  <w:num w:numId="1007">
-    <w:abstractNumId w:val="991"/>
-  </w:num>
-  <w:num w:numId="1008">
+  <w:num w:numId="1006">
     <w:abstractNumId w:val="99413"/>
     <w:lvlOverride w:ilvl="0">
       <w:startOverride w:val="3"/>
@@ -2076,76 +1452,40 @@
       <w:startOverride w:val="3"/>
     </w:lvlOverride>
   </w:num>
-  <w:num w:numId="1009">
-    <w:abstractNumId w:val="99417"/>
+  <w:num w:numId="1007">
+    <w:abstractNumId w:val="99416"/>
     <w:lvlOverride w:ilvl="0">
-      <w:startOverride w:val="7"/>
+      <w:startOverride w:val="6"/>
     </w:lvlOverride>
     <w:lvlOverride w:ilvl="1">
-      <w:startOverride w:val="7"/>
+      <w:startOverride w:val="6"/>
     </w:lvlOverride>
     <w:lvlOverride w:ilvl="2">
-      <w:startOverride w:val="7"/>
+      <w:startOverride w:val="6"/>
     </w:lvlOverride>
     <w:lvlOverride w:ilvl="3">
-      <w:startOverride w:val="7"/>
+      <w:startOverride w:val="6"/>
     </w:lvlOverride>
     <w:lvlOverride w:ilvl="4">
-      <w:startOverride w:val="7"/>
+      <w:startOverride w:val="6"/>
     </w:lvlOverride>
     <w:lvlOverride w:ilvl="5">
-      <w:startOverride w:val="7"/>
+      <w:startOverride w:val="6"/>
     </w:lvlOverride>
     <w:lvlOverride w:ilvl="6">
-      <w:startOverride w:val="7"/>
+      <w:startOverride w:val="6"/>
     </w:lvlOverride>
     <w:lvlOverride w:ilvl="7">
-      <w:startOverride w:val="7"/>
+      <w:startOverride w:val="6"/>
     </w:lvlOverride>
     <w:lvlOverride w:ilvl="8">
-      <w:startOverride w:val="7"/>
+      <w:startOverride w:val="6"/>
     </w:lvlOverride>
   </w:num>
-  <w:num w:numId="1010">
+  <w:num w:numId="1008">
     <w:abstractNumId w:val="991"/>
   </w:num>
-  <w:num w:numId="1011">
-    <w:abstractNumId w:val="99419"/>
-    <w:lvlOverride w:ilvl="0">
-      <w:startOverride w:val="9"/>
-    </w:lvlOverride>
-    <w:lvlOverride w:ilvl="1">
-      <w:startOverride w:val="9"/>
-    </w:lvlOverride>
-    <w:lvlOverride w:ilvl="2">
-      <w:startOverride w:val="9"/>
-    </w:lvlOverride>
-    <w:lvlOverride w:ilvl="3">
-      <w:startOverride w:val="9"/>
-    </w:lvlOverride>
-    <w:lvlOverride w:ilvl="4">
-      <w:startOverride w:val="9"/>
-    </w:lvlOverride>
-    <w:lvlOverride w:ilvl="5">
-      <w:startOverride w:val="9"/>
-    </w:lvlOverride>
-    <w:lvlOverride w:ilvl="6">
-      <w:startOverride w:val="9"/>
-    </w:lvlOverride>
-    <w:lvlOverride w:ilvl="7">
-      <w:startOverride w:val="9"/>
-    </w:lvlOverride>
-    <w:lvlOverride w:ilvl="8">
-      <w:startOverride w:val="9"/>
-    </w:lvlOverride>
-  </w:num>
-  <w:num w:numId="1012">
-    <w:abstractNumId w:val="991"/>
-  </w:num>
-  <w:num w:numId="1013">
-    <w:abstractNumId w:val="991"/>
-  </w:num>
-  <w:num w:numId="1014">
+  <w:num w:numId="1009">
     <w:abstractNumId w:val="991"/>
   </w:num>
 </w:numbering>
